--- a/aura-documents/output/word/09-marketing-and-finance/07-referral-and-loyalty-programme.docx
+++ b/aura-documents/output/word/09-marketing-and-finance/07-referral-and-loyalty-programme.docx
@@ -30,7 +30,7 @@
           <w:color w:val="7A6753"/>
           <w:sz w:val="16"/>
         </w:rPr>
-        <w:t xml:space="preserve">Document No. AUR-MKT-07 · Version 0.1 (Draft) · Owner: General Manager · Effective: </w:t>
+        <w:t xml:space="preserve">Document No. AUR-MKT-07 · Version 0.2 (Draft) · Owner: General Manager · Effective: </w:t>
       </w:r>
       <w:r>
         <w:rPr>
@@ -149,7 +149,7 @@
           <w:color w:val="4A3A2C"/>
           <w:sz w:val="20"/>
         </w:rPr>
-        <w:t>Most people find The Aura through someone who already feels the difference. This programme rewards that, gently, without turning the studio into a sales floor. It has four parts: member-get-member, guest-pass conversion, loyalty tiers and corporate wellness partnerships.</w:t>
+        <w:t>Most new guests will first find The Aura through our paid ad campaigns; the guests who stay often bring someone who already feels the difference. This programme rewards that, gently, without turning the studio into a sales floor. It has four parts: member-get-member, guest-pass conversion, loyalty tiers and corporate wellness partnerships.</w:t>
       </w:r>
     </w:p>
     <w:p>
@@ -243,7 +243,27 @@
           <w:color w:val="4A3A2C"/>
           <w:sz w:val="20"/>
         </w:rPr>
-        <w:t>IV therapy rewards are always subject to clinical assessment.</w:t>
+        <w:t xml:space="preserve">Rewards are sessions, add-ons or retail (copper mugs, organic fragrances, wellness pillows, linen pieces) </w:t>
+      </w:r>
+      <w:r>
+        <w:rPr>
+          <w:rFonts w:ascii="Jost" w:hAnsi="Jost" w:cs="Jost" w:eastAsia="Jost"/>
+          <w:b w:val="0"/>
+          <w:i w:val="0"/>
+          <w:color w:val="A6754C"/>
+          <w:sz w:val="20"/>
+        </w:rPr>
+        <w:t>[confirm]</w:t>
+      </w:r>
+      <w:r>
+        <w:rPr>
+          <w:rFonts w:ascii="Jost" w:hAnsi="Jost" w:cs="Jost" w:eastAsia="Jost"/>
+          <w:b w:val="0"/>
+          <w:i w:val="0"/>
+          <w:color w:val="4A3A2C"/>
+          <w:sz w:val="20"/>
+        </w:rPr>
+        <w:t>. Hyperbaric oxygen rewards are always subject to the pre-session health screen.</w:t>
       </w:r>
     </w:p>
     <w:p>
@@ -830,7 +850,7 @@
           <w:color w:val="4A3A2C"/>
           <w:sz w:val="20"/>
         </w:rPr>
-        <w:t>Host gives the guest the full first-visit walkthrough and breathing ritual.</w:t>
+        <w:t>The guest begins with a Healer consultation; the Host then gives the full first-visit walkthrough and breathing ritual.</w:t>
       </w:r>
     </w:p>
     <w:p>
@@ -1002,7 +1022,7 @@
           <w:color w:val="4A3A2C"/>
           <w:sz w:val="20"/>
         </w:rPr>
-        <w:t xml:space="preserve"> guest passes are for first-time guests only, cannot be sold, do not roll over, and exclude IV therapy unless stated </w:t>
+        <w:t xml:space="preserve"> guest passes are for first-time guests only, cannot be sold, do not roll over, and exclude add-ons and retail unless stated </w:t>
       </w:r>
       <w:r>
         <w:rPr>
@@ -1926,7 +1946,7 @@
                 <w:color w:val="4A3A2C"/>
                 <w:sz w:val="17"/>
               </w:rPr>
-              <w:t>Private group breathwork plus selected modalities</w:t>
+              <w:t>Private group breathwork or sound healing plus selected modalities</w:t>
             </w:r>
           </w:p>
         </w:tc>
